--- a/文档/食刻后台运维与数据管理系统全量设计与操作手册.docx
+++ b/文档/食刻后台运维与数据管理系统全量设计与操作手册.docx
@@ -5152,6 +5152,423 @@
         <w:rPr>
           <w:rFonts w:ascii="Microsoft YaHei" w:hAnsi="Microsoft YaHei"/>
         </w:rPr>
+        <w:t>&lt;a id="9-高级运营管控与安全审计拓展体系"&gt;&lt;/a&gt;</w:t>
+      </w:r>
+    </w:p>
+    <w:p>
+      <w:pPr>
+        <w:pStyle w:val="Heading2"/>
+        <w:keepNext/>
+        <w:spacing w:before="240" w:after="120"/>
+      </w:pPr>
+      <w:r>
+        <w:rPr>
+          <w:rFonts w:ascii="Microsoft YaHei" w:hAnsi="Microsoft YaHei"/>
+          <w:b/>
+          <w:color w:val="2E74B5"/>
+          <w:sz w:val="28"/>
+        </w:rPr>
+      </w:r>
+      <w:r>
+        <w:rPr>
+          <w:rFonts w:ascii="Microsoft YaHei" w:hAnsi="Microsoft YaHei"/>
+          <w:b/>
+          <w:color w:val="2E74B5"/>
+          <w:sz w:val="28"/>
+        </w:rPr>
+        <w:t>9. 高级运营管控与安全审计拓展体系 (v2.0 升级)</w:t>
+      </w:r>
+    </w:p>
+    <w:p>
+      <w:pPr>
+        <w:spacing w:after="120" w:line="276" w:lineRule="auto"/>
+      </w:pPr>
+      <w:r>
+        <w:rPr>
+          <w:rFonts w:ascii="Microsoft YaHei" w:hAnsi="Microsoft YaHei"/>
+        </w:rPr>
+        <w:t>为应对复杂的运营环境与精细化数据分析需求，系统于 2026-08-04 升级接入 5 大核心运营调控工具：</w:t>
+      </w:r>
+    </w:p>
+    <w:p>
+      <w:pPr>
+        <w:pStyle w:val="Heading3"/>
+        <w:keepNext/>
+        <w:spacing w:before="240" w:after="120"/>
+      </w:pPr>
+      <w:r>
+        <w:rPr>
+          <w:rFonts w:ascii="Microsoft YaHei" w:hAnsi="Microsoft YaHei"/>
+          <w:b/>
+          <w:color w:val="595959"/>
+          <w:sz w:val="24"/>
+        </w:rPr>
+      </w:r>
+      <w:r>
+        <w:rPr>
+          <w:rFonts w:ascii="Microsoft YaHei" w:hAnsi="Microsoft YaHei"/>
+          <w:b/>
+          <w:color w:val="595959"/>
+          <w:sz w:val="24"/>
+        </w:rPr>
+        <w:t>9.1 用户账号状态管控 (封禁 / 解封)</w:t>
+      </w:r>
+    </w:p>
+    <w:p>
+      <w:pPr>
+        <w:pStyle w:val="ListBullet"/>
+        <w:spacing w:after="60"/>
+      </w:pPr>
+      <w:r>
+        <w:rPr>
+          <w:rFonts w:ascii="Microsoft YaHei" w:hAnsi="Microsoft YaHei"/>
+        </w:rPr>
+      </w:r>
+      <w:r>
+        <w:rPr>
+          <w:rFonts w:ascii="Microsoft YaHei" w:hAnsi="Microsoft YaHei"/>
+          <w:b/>
+        </w:rPr>
+        <w:t>业务逻辑</w:t>
+      </w:r>
+      <w:r>
+        <w:rPr>
+          <w:rFonts w:ascii="Microsoft YaHei" w:hAnsi="Microsoft YaHei"/>
+        </w:rPr>
+        <w:t>：在 `tb_user` 表中引入 `status` 状态字段（`ENABLED` / `DISABLED`）。后台管理员可在全量用户列表中一键对违规/刷接口账号执行封禁。</w:t>
+      </w:r>
+    </w:p>
+    <w:p>
+      <w:pPr>
+        <w:pStyle w:val="ListBullet"/>
+        <w:spacing w:after="60"/>
+      </w:pPr>
+      <w:r>
+        <w:rPr>
+          <w:rFonts w:ascii="Microsoft YaHei" w:hAnsi="Microsoft YaHei"/>
+        </w:rPr>
+      </w:r>
+      <w:r>
+        <w:rPr>
+          <w:rFonts w:ascii="Microsoft YaHei" w:hAnsi="Microsoft YaHei"/>
+          <w:b/>
+        </w:rPr>
+        <w:t>安全拦截</w:t>
+      </w:r>
+      <w:r>
+        <w:rPr>
+          <w:rFonts w:ascii="Microsoft YaHei" w:hAnsi="Microsoft YaHei"/>
+        </w:rPr>
+        <w:t>：被封禁的账号在访问小程序接口时触发 `403 Forbidden` 拦截，提示“账号已被冻结/禁用，请联系客服”。</w:t>
+      </w:r>
+    </w:p>
+    <w:p>
+      <w:pPr>
+        <w:pStyle w:val="Heading3"/>
+        <w:keepNext/>
+        <w:spacing w:before="240" w:after="120"/>
+      </w:pPr>
+      <w:r>
+        <w:rPr>
+          <w:rFonts w:ascii="Microsoft YaHei" w:hAnsi="Microsoft YaHei"/>
+          <w:b/>
+          <w:color w:val="595959"/>
+          <w:sz w:val="24"/>
+        </w:rPr>
+      </w:r>
+      <w:r>
+        <w:rPr>
+          <w:rFonts w:ascii="Microsoft YaHei" w:hAnsi="Microsoft YaHei"/>
+          <w:b/>
+          <w:color w:val="595959"/>
+          <w:sz w:val="24"/>
+        </w:rPr>
+        <w:t>9.2 动态 AI 次数限额管理</w:t>
+      </w:r>
+    </w:p>
+    <w:p>
+      <w:pPr>
+        <w:pStyle w:val="ListBullet"/>
+        <w:spacing w:after="60"/>
+      </w:pPr>
+      <w:r>
+        <w:rPr>
+          <w:rFonts w:ascii="Microsoft YaHei" w:hAnsi="Microsoft YaHei"/>
+        </w:rPr>
+      </w:r>
+      <w:r>
+        <w:rPr>
+          <w:rFonts w:ascii="Microsoft YaHei" w:hAnsi="Microsoft YaHei"/>
+          <w:b/>
+        </w:rPr>
+        <w:t>分布式配置</w:t>
+      </w:r>
+      <w:r>
+        <w:rPr>
+          <w:rFonts w:ascii="Microsoft YaHei" w:hAnsi="Microsoft YaHei"/>
+        </w:rPr>
+        <w:t>：通过 Redis 动态调控键 `shike:sys:config:ai_daily_limit`（默认 10 次）和特定用户 VIP 额度 `shike:sys:config:user_ai_limit:{userId}`。</w:t>
+      </w:r>
+    </w:p>
+    <w:p>
+      <w:pPr>
+        <w:pStyle w:val="ListBullet"/>
+        <w:spacing w:after="60"/>
+      </w:pPr>
+      <w:r>
+        <w:rPr>
+          <w:rFonts w:ascii="Microsoft YaHei" w:hAnsi="Microsoft YaHei"/>
+        </w:rPr>
+      </w:r>
+      <w:r>
+        <w:rPr>
+          <w:rFonts w:ascii="Microsoft YaHei" w:hAnsi="Microsoft YaHei"/>
+          <w:b/>
+        </w:rPr>
+        <w:t>在线提配</w:t>
+      </w:r>
+      <w:r>
+        <w:rPr>
+          <w:rFonts w:ascii="Microsoft YaHei" w:hAnsi="Microsoft YaHei"/>
+        </w:rPr>
+        <w:t>：支持管理员在后台在线调高全局默认 AI 调用频次上限，或针对特权用户在用户明细弹窗中一键增加其每日 AI 专属额度。</w:t>
+      </w:r>
+    </w:p>
+    <w:p>
+      <w:pPr>
+        <w:pStyle w:val="Heading3"/>
+        <w:keepNext/>
+        <w:spacing w:before="240" w:after="120"/>
+      </w:pPr>
+      <w:r>
+        <w:rPr>
+          <w:rFonts w:ascii="Microsoft YaHei" w:hAnsi="Microsoft YaHei"/>
+          <w:b/>
+          <w:color w:val="595959"/>
+          <w:sz w:val="24"/>
+        </w:rPr>
+      </w:r>
+      <w:r>
+        <w:rPr>
+          <w:rFonts w:ascii="Microsoft YaHei" w:hAnsi="Microsoft YaHei"/>
+          <w:b/>
+          <w:color w:val="595959"/>
+          <w:sz w:val="24"/>
+        </w:rPr>
+        <w:t>9.3 积分增扣与变动流水</w:t>
+      </w:r>
+    </w:p>
+    <w:p>
+      <w:pPr>
+        <w:pStyle w:val="ListBullet"/>
+        <w:spacing w:after="60"/>
+      </w:pPr>
+      <w:r>
+        <w:rPr>
+          <w:rFonts w:ascii="Microsoft YaHei" w:hAnsi="Microsoft YaHei"/>
+        </w:rPr>
+      </w:r>
+      <w:r>
+        <w:rPr>
+          <w:rFonts w:ascii="Microsoft YaHei" w:hAnsi="Microsoft YaHei"/>
+          <w:b/>
+        </w:rPr>
+        <w:t>流水表 `tb_point_log`</w:t>
+      </w:r>
+      <w:r>
+        <w:rPr>
+          <w:rFonts w:ascii="Microsoft YaHei" w:hAnsi="Microsoft YaHei"/>
+        </w:rPr>
+        <w:t>：详细记录每一次积分增扣的 `userId`、`amount` (正负变动值)、`type` (如 `ADMIN_ADJUST`, `TEAM_CHECKIN`)、`remark` 及 `createdAt`。</w:t>
+      </w:r>
+    </w:p>
+    <w:p>
+      <w:pPr>
+        <w:pStyle w:val="ListBullet"/>
+        <w:spacing w:after="60"/>
+      </w:pPr>
+      <w:r>
+        <w:rPr>
+          <w:rFonts w:ascii="Microsoft YaHei" w:hAnsi="Microsoft YaHei"/>
+        </w:rPr>
+      </w:r>
+      <w:r>
+        <w:rPr>
+          <w:rFonts w:ascii="Microsoft YaHei" w:hAnsi="Microsoft YaHei"/>
+          <w:b/>
+        </w:rPr>
+        <w:t>管理员变动</w:t>
+      </w:r>
+      <w:r>
+        <w:rPr>
+          <w:rFonts w:ascii="Microsoft YaHei" w:hAnsi="Microsoft YaHei"/>
+        </w:rPr>
+        <w:t>：管理员可在用户列表中直接点击「调整积分」，在弹窗中选择增加/扣除积分并附带日志备注，消费记录实时写入流水账单。</w:t>
+      </w:r>
+    </w:p>
+    <w:p>
+      <w:pPr>
+        <w:pStyle w:val="Heading3"/>
+        <w:keepNext/>
+        <w:spacing w:before="240" w:after="120"/>
+      </w:pPr>
+      <w:r>
+        <w:rPr>
+          <w:rFonts w:ascii="Microsoft YaHei" w:hAnsi="Microsoft YaHei"/>
+          <w:b/>
+          <w:color w:val="595959"/>
+          <w:sz w:val="24"/>
+        </w:rPr>
+      </w:r>
+      <w:r>
+        <w:rPr>
+          <w:rFonts w:ascii="Microsoft YaHei" w:hAnsi="Microsoft YaHei"/>
+          <w:b/>
+          <w:color w:val="595959"/>
+          <w:sz w:val="24"/>
+        </w:rPr>
+        <w:t>9.4 用户留存率分析 (Cohort 次留 / 7留趋势看板)</w:t>
+      </w:r>
+    </w:p>
+    <w:p>
+      <w:pPr>
+        <w:pStyle w:val="ListBullet"/>
+        <w:spacing w:after="60"/>
+      </w:pPr>
+      <w:r>
+        <w:rPr>
+          <w:rFonts w:ascii="Microsoft YaHei" w:hAnsi="Microsoft YaHei"/>
+        </w:rPr>
+      </w:r>
+      <w:r>
+        <w:rPr>
+          <w:rFonts w:ascii="Microsoft YaHei" w:hAnsi="Microsoft YaHei"/>
+          <w:b/>
+        </w:rPr>
+        <w:t>留存 Cohort 算法</w:t>
+      </w:r>
+      <w:r>
+        <w:rPr>
+          <w:rFonts w:ascii="Microsoft YaHei" w:hAnsi="Microsoft YaHei"/>
+        </w:rPr>
+        <w:t>：基于用户注册日期，统计该批次用户在注册后第 +1 天（次日留存）与第 +7 天（7日留存）在饮食/运动/打卡/AI识别中的综合活跃度。</w:t>
+      </w:r>
+    </w:p>
+    <w:p>
+      <w:pPr>
+        <w:pStyle w:val="ListBullet"/>
+        <w:spacing w:after="60"/>
+      </w:pPr>
+      <w:r>
+        <w:rPr>
+          <w:rFonts w:ascii="Microsoft YaHei" w:hAnsi="Microsoft YaHei"/>
+        </w:rPr>
+      </w:r>
+      <w:r>
+        <w:rPr>
+          <w:rFonts w:ascii="Microsoft YaHei" w:hAnsi="Microsoft YaHei"/>
+          <w:b/>
+        </w:rPr>
+        <w:t>可视化看板</w:t>
+      </w:r>
+      <w:r>
+        <w:rPr>
+          <w:rFonts w:ascii="Microsoft YaHei" w:hAnsi="Microsoft YaHei"/>
+        </w:rPr>
+        <w:t>：Dashboard KPI 区域集成「用户留存分析」可点击卡片，点击弹出高保真弹窗展示近 7-14 天留存率柱状趋势与数据表。</w:t>
+      </w:r>
+    </w:p>
+    <w:p>
+      <w:pPr>
+        <w:pStyle w:val="Heading3"/>
+        <w:keepNext/>
+        <w:spacing w:before="240" w:after="120"/>
+      </w:pPr>
+      <w:r>
+        <w:rPr>
+          <w:rFonts w:ascii="Microsoft YaHei" w:hAnsi="Microsoft YaHei"/>
+          <w:b/>
+          <w:color w:val="595959"/>
+          <w:sz w:val="24"/>
+        </w:rPr>
+      </w:r>
+      <w:r>
+        <w:rPr>
+          <w:rFonts w:ascii="Microsoft YaHei" w:hAnsi="Microsoft YaHei"/>
+          <w:b/>
+          <w:color w:val="595959"/>
+          <w:sz w:val="24"/>
+        </w:rPr>
+        <w:t>9.5 管理员操作审计日志 (RBAC 审计体系)</w:t>
+      </w:r>
+    </w:p>
+    <w:p>
+      <w:pPr>
+        <w:pStyle w:val="ListBullet"/>
+        <w:spacing w:after="60"/>
+      </w:pPr>
+      <w:r>
+        <w:rPr>
+          <w:rFonts w:ascii="Microsoft YaHei" w:hAnsi="Microsoft YaHei"/>
+        </w:rPr>
+      </w:r>
+      <w:r>
+        <w:rPr>
+          <w:rFonts w:ascii="Microsoft YaHei" w:hAnsi="Microsoft YaHei"/>
+          <w:b/>
+        </w:rPr>
+        <w:t>审计表 `tb_admin_audit_log`</w:t>
+      </w:r>
+      <w:r>
+        <w:rPr>
+          <w:rFonts w:ascii="Microsoft YaHei" w:hAnsi="Microsoft YaHei"/>
+        </w:rPr>
+        <w:t>：记录管理员所有敏感调控动作（`adminUsername`, `action`, `target`, `details`, `ip`, `createdAt`）。</w:t>
+      </w:r>
+    </w:p>
+    <w:p>
+      <w:pPr>
+        <w:pStyle w:val="ListBullet"/>
+        <w:spacing w:after="60"/>
+      </w:pPr>
+      <w:r>
+        <w:rPr>
+          <w:rFonts w:ascii="Microsoft YaHei" w:hAnsi="Microsoft YaHei"/>
+        </w:rPr>
+      </w:r>
+      <w:r>
+        <w:rPr>
+          <w:rFonts w:ascii="Microsoft YaHei" w:hAnsi="Microsoft YaHei"/>
+          <w:b/>
+        </w:rPr>
+        <w:t>监控弹窗</w:t>
+      </w:r>
+      <w:r>
+        <w:rPr>
+          <w:rFonts w:ascii="Microsoft YaHei" w:hAnsi="Microsoft YaHei"/>
+        </w:rPr>
+        <w:t>：系统顶部导航增加「安全审计日志」入口，随时调阅谁封禁了账号、谁调整了积分、谁修改了全局 AI 配额等关键轨迹。</w:t>
+      </w:r>
+    </w:p>
+    <w:p>
+      <w:pPr>
+        <w:spacing w:before="120" w:after="120"/>
+      </w:pPr>
+      <w:r>
+        <w:rPr>
+          <w:color w:val="B4B4B4"/>
+        </w:rPr>
+        <w:t>——————————————————————————————————————————————————</w:t>
+      </w:r>
+    </w:p>
+    <w:p>
+      <w:pPr>
+        <w:spacing w:after="120" w:line="276" w:lineRule="auto"/>
+      </w:pPr>
+      <w:r>
+        <w:rPr>
+          <w:rFonts w:ascii="Microsoft YaHei" w:hAnsi="Microsoft YaHei"/>
+        </w:rPr>
         <w:t xml:space="preserve">&gt; </w:t>
       </w:r>
       <w:r>
@@ -5177,6 +5594,17 @@
           <w:rFonts w:ascii="Microsoft YaHei" w:hAnsi="Microsoft YaHei"/>
         </w:rPr>
         <w:t>&gt; - 2026-08-04：全量更新安全鉴权 (AdminAuthInterceptor)、Token 校验机制、AI 成本趋势分析、CSV UTF-8 BOM 导出规范与完整数据库表结构明细。</w:t>
+      </w:r>
+    </w:p>
+    <w:p>
+      <w:pPr>
+        <w:spacing w:after="120" w:line="276" w:lineRule="auto"/>
+      </w:pPr>
+      <w:r>
+        <w:rPr>
+          <w:rFonts w:ascii="Microsoft YaHei" w:hAnsi="Microsoft YaHei"/>
+        </w:rPr>
+        <w:t>&gt; - 2026-08-04 (v2.0)：补充高级运营管控与安全审计拓展体系（包含用户账号封禁解封、动态 AI 额度配控、积分变更流水、Cohort 留存率趋势看板及管理员操作审计日志）。</w:t>
       </w:r>
     </w:p>
     <w:sectPr>

--- a/文档/食刻后台运维与数据管理系统全量设计与操作手册.docx
+++ b/文档/食刻后台运维与数据管理系统全量设计与操作手册.docx
@@ -5548,6 +5548,78 @@
           <w:rFonts w:ascii="Microsoft YaHei" w:hAnsi="Microsoft YaHei"/>
         </w:rPr>
         <w:t>：系统顶部导航增加「安全审计日志」入口，随时调阅谁封禁了账号、谁调整了积分、谁修改了全局 AI 配额等关键轨迹。</w:t>
+      </w:r>
+    </w:p>
+    <w:p>
+      <w:pPr>
+        <w:pStyle w:val="Heading3"/>
+        <w:keepNext/>
+        <w:spacing w:before="240" w:after="120"/>
+      </w:pPr>
+      <w:r>
+        <w:rPr>
+          <w:rFonts w:ascii="Microsoft YaHei" w:hAnsi="Microsoft YaHei"/>
+          <w:b/>
+          <w:color w:val="595959"/>
+          <w:sz w:val="24"/>
+        </w:rPr>
+      </w:r>
+      <w:r>
+        <w:rPr>
+          <w:rFonts w:ascii="Microsoft YaHei" w:hAnsi="Microsoft YaHei"/>
+          <w:b/>
+          <w:color w:val="595959"/>
+          <w:sz w:val="24"/>
+        </w:rPr>
+        <w:t>9.6 每日活跃用户 (DAU) 管理列表</w:t>
+      </w:r>
+    </w:p>
+    <w:p>
+      <w:pPr>
+        <w:pStyle w:val="ListBullet"/>
+        <w:spacing w:after="60"/>
+      </w:pPr>
+      <w:r>
+        <w:rPr>
+          <w:rFonts w:ascii="Microsoft YaHei" w:hAnsi="Microsoft YaHei"/>
+        </w:rPr>
+      </w:r>
+      <w:r>
+        <w:rPr>
+          <w:rFonts w:ascii="Microsoft YaHei" w:hAnsi="Microsoft YaHei"/>
+          <w:b/>
+        </w:rPr>
+        <w:t>功能特性</w:t>
+      </w:r>
+      <w:r>
+        <w:rPr>
+          <w:rFonts w:ascii="Microsoft YaHei" w:hAnsi="Microsoft YaHei"/>
+        </w:rPr>
+        <w:t>：在全量用户管理列表上方新增动态 Filter Chips（包含 `全部用户`, `🔥 今日活跃用户 (DAU)`, `🚫 已封禁用户`）。</w:t>
+      </w:r>
+    </w:p>
+    <w:p>
+      <w:pPr>
+        <w:pStyle w:val="ListBullet"/>
+        <w:spacing w:after="60"/>
+      </w:pPr>
+      <w:r>
+        <w:rPr>
+          <w:rFonts w:ascii="Microsoft YaHei" w:hAnsi="Microsoft YaHei"/>
+        </w:rPr>
+      </w:r>
+      <w:r>
+        <w:rPr>
+          <w:rFonts w:ascii="Microsoft YaHei" w:hAnsi="Microsoft YaHei"/>
+          <w:b/>
+        </w:rPr>
+        <w:t>实时穿透</w:t>
+      </w:r>
+      <w:r>
+        <w:rPr>
+          <w:rFonts w:ascii="Microsoft YaHei" w:hAnsi="Microsoft YaHei"/>
+        </w:rPr>
+        <w:t>：点击 `🔥 今日活跃用户 (DAU)` 选单，列表将毫秒级过滤并仅呈现今日产生饮食/运动/饮水/打卡/AI识别记录的活体用户，并在用户昵称右侧附带高亮 `🔥 今日活跃` 识别 Badge。</w:t>
       </w:r>
     </w:p>
     <w:p>

--- a/文档/食刻后台运维与数据管理系统全量设计与操作手册.docx
+++ b/文档/食刻后台运维与数据管理系统全量设计与操作手册.docx
@@ -5620,6 +5620,126 @@
           <w:rFonts w:ascii="Microsoft YaHei" w:hAnsi="Microsoft YaHei"/>
         </w:rPr>
         <w:t>：点击 `🔥 今日活跃用户 (DAU)` 选单，列表将毫秒级过滤并仅呈现今日产生饮食/运动/饮水/打卡/AI识别记录的活体用户，并在用户昵称右侧附带高亮 `🔥 今日活跃` 识别 Badge。</w:t>
+      </w:r>
+    </w:p>
+    <w:p>
+      <w:pPr>
+        <w:pStyle w:val="Heading3"/>
+        <w:keepNext/>
+        <w:spacing w:before="240" w:after="120"/>
+      </w:pPr>
+      <w:r>
+        <w:rPr>
+          <w:rFonts w:ascii="Microsoft YaHei" w:hAnsi="Microsoft YaHei"/>
+          <w:b/>
+          <w:color w:val="595959"/>
+          <w:sz w:val="24"/>
+        </w:rPr>
+      </w:r>
+      <w:r>
+        <w:rPr>
+          <w:rFonts w:ascii="Microsoft YaHei" w:hAnsi="Microsoft YaHei"/>
+          <w:b/>
+          <w:color w:val="595959"/>
+          <w:sz w:val="24"/>
+        </w:rPr>
+        <w:t>9.7 手机移动端全量响应式适配 (Mobile View)</w:t>
+      </w:r>
+    </w:p>
+    <w:p>
+      <w:pPr>
+        <w:pStyle w:val="ListBullet"/>
+        <w:spacing w:after="60"/>
+      </w:pPr>
+      <w:r>
+        <w:rPr>
+          <w:rFonts w:ascii="Microsoft YaHei" w:hAnsi="Microsoft YaHei"/>
+        </w:rPr>
+      </w:r>
+      <w:r>
+        <w:rPr>
+          <w:rFonts w:ascii="Microsoft YaHei" w:hAnsi="Microsoft YaHei"/>
+          <w:b/>
+        </w:rPr>
+        <w:t>多端触达</w:t>
+      </w:r>
+      <w:r>
+        <w:rPr>
+          <w:rFonts w:ascii="Microsoft YaHei" w:hAnsi="Microsoft YaHei"/>
+        </w:rPr>
+        <w:t>：针对手机/平板屏幕（`&lt; 768px` 与 `&lt; 480px`）重构了 Viewport 响应式布局。</w:t>
+      </w:r>
+    </w:p>
+    <w:p>
+      <w:pPr>
+        <w:pStyle w:val="ListBullet"/>
+        <w:spacing w:after="60"/>
+      </w:pPr>
+      <w:r>
+        <w:rPr>
+          <w:rFonts w:ascii="Microsoft YaHei" w:hAnsi="Microsoft YaHei"/>
+        </w:rPr>
+      </w:r>
+      <w:r>
+        <w:rPr>
+          <w:rFonts w:ascii="Microsoft YaHei" w:hAnsi="Microsoft YaHei"/>
+          <w:b/>
+        </w:rPr>
+        <w:t>布局自动流变</w:t>
+      </w:r>
+      <w:r>
+        <w:rPr>
+          <w:rFonts w:ascii="Microsoft YaHei" w:hAnsi="Microsoft YaHei"/>
+        </w:rPr>
+        <w:t>：</w:t>
+      </w:r>
+    </w:p>
+    <w:p>
+      <w:pPr>
+        <w:pStyle w:val="ListBullet"/>
+        <w:spacing w:after="60"/>
+      </w:pPr>
+      <w:r>
+        <w:rPr>
+          <w:rFonts w:ascii="Microsoft YaHei" w:hAnsi="Microsoft YaHei"/>
+        </w:rPr>
+        <w:t>顶栏 Header、按钮栏与搜索框在手机上自动转为优雅的纵向弹性布局。</w:t>
+      </w:r>
+    </w:p>
+    <w:p>
+      <w:pPr>
+        <w:pStyle w:val="ListBullet"/>
+        <w:spacing w:after="60"/>
+      </w:pPr>
+      <w:r>
+        <w:rPr>
+          <w:rFonts w:ascii="Microsoft YaHei" w:hAnsi="Microsoft YaHei"/>
+        </w:rPr>
+        <w:t>KPI 4 大指标卡片在手机端自动缩放为双列/单列精美卡片。</w:t>
+      </w:r>
+    </w:p>
+    <w:p>
+      <w:pPr>
+        <w:pStyle w:val="ListBullet"/>
+        <w:spacing w:after="60"/>
+      </w:pPr>
+      <w:r>
+        <w:rPr>
+          <w:rFonts w:ascii="Microsoft YaHei" w:hAnsi="Microsoft YaHei"/>
+        </w:rPr>
+        <w:t>所有模态弹窗（版本公告管理、功能开关控制、用户明细、趋势图等）自动缩放到 `98vw`，公告编辑 Modal 由双列纵向单列展现。</w:t>
+      </w:r>
+    </w:p>
+    <w:p>
+      <w:pPr>
+        <w:pStyle w:val="ListBullet"/>
+        <w:spacing w:after="60"/>
+      </w:pPr>
+      <w:r>
+        <w:rPr>
+          <w:rFonts w:ascii="Microsoft YaHei" w:hAnsi="Microsoft YaHei"/>
+        </w:rPr>
+        <w:t>表格完美保留 `-webkit-overflow-scrolling: touch` 触摸平滑横向滚动体验，随时用手机打开后台监控运营。</w:t>
       </w:r>
     </w:p>
     <w:p>

--- a/文档/食刻后台运维与数据管理系统全量设计与操作手册.docx
+++ b/文档/食刻后台运维与数据管理系统全量设计与操作手册.docx
@@ -5740,6 +5740,150 @@
           <w:rFonts w:ascii="Microsoft YaHei" w:hAnsi="Microsoft YaHei"/>
         </w:rPr>
         <w:t>表格完美保留 `-webkit-overflow-scrolling: touch` 触摸平滑横向滚动体验，随时用手机打开后台监控运营。</w:t>
+      </w:r>
+    </w:p>
+    <w:p>
+      <w:pPr>
+        <w:pStyle w:val="Heading3"/>
+        <w:keepNext/>
+        <w:spacing w:before="240" w:after="120"/>
+      </w:pPr>
+      <w:r>
+        <w:rPr>
+          <w:rFonts w:ascii="Microsoft YaHei" w:hAnsi="Microsoft YaHei"/>
+          <w:b/>
+          <w:color w:val="595959"/>
+          <w:sz w:val="24"/>
+        </w:rPr>
+      </w:r>
+      <w:r>
+        <w:rPr>
+          <w:rFonts w:ascii="Microsoft YaHei" w:hAnsi="Microsoft YaHei"/>
+          <w:b/>
+          <w:color w:val="595959"/>
+          <w:sz w:val="24"/>
+        </w:rPr>
+        <w:t>9.8 物理服务器与基础设施实时健康探针监控 (Server Status Monitor)</w:t>
+      </w:r>
+    </w:p>
+    <w:p>
+      <w:pPr>
+        <w:pStyle w:val="ListBullet"/>
+        <w:spacing w:after="60"/>
+      </w:pPr>
+      <w:r>
+        <w:rPr>
+          <w:rFonts w:ascii="Microsoft YaHei" w:hAnsi="Microsoft YaHei"/>
+        </w:rPr>
+      </w:r>
+      <w:r>
+        <w:rPr>
+          <w:rFonts w:ascii="Microsoft YaHei" w:hAnsi="Microsoft YaHei"/>
+          <w:b/>
+        </w:rPr>
+        <w:t>硬件与 JVM 资源采样</w:t>
+      </w:r>
+      <w:r>
+        <w:rPr>
+          <w:rFonts w:ascii="Microsoft YaHei" w:hAnsi="Microsoft YaHei"/>
+        </w:rPr>
+        <w:t>：实时采集系统 CPU 使用率 (%)、JVM 堆内存占用（已用/最大 MB 与百分比）、宿主磁盘 Storage 容量 (已用/总 GB 与利用率%)、JVM 活跃/守护/峰值线程数。</w:t>
+      </w:r>
+    </w:p>
+    <w:p>
+      <w:pPr>
+        <w:pStyle w:val="ListBullet"/>
+        <w:spacing w:after="60"/>
+      </w:pPr>
+      <w:r>
+        <w:rPr>
+          <w:rFonts w:ascii="Microsoft YaHei" w:hAnsi="Microsoft YaHei"/>
+        </w:rPr>
+      </w:r>
+      <w:r>
+        <w:rPr>
+          <w:rFonts w:ascii="Microsoft YaHei" w:hAnsi="Microsoft YaHei"/>
+          <w:b/>
+        </w:rPr>
+        <w:t>中间件存活与延时探针</w:t>
+      </w:r>
+      <w:r>
+        <w:rPr>
+          <w:rFonts w:ascii="Microsoft YaHei" w:hAnsi="Microsoft YaHei"/>
+        </w:rPr>
+        <w:t>：</w:t>
+      </w:r>
+    </w:p>
+    <w:p>
+      <w:pPr>
+        <w:pStyle w:val="ListBullet"/>
+        <w:spacing w:after="60"/>
+      </w:pPr>
+      <w:r>
+        <w:rPr>
+          <w:rFonts w:ascii="Microsoft YaHei" w:hAnsi="Microsoft YaHei"/>
+        </w:rPr>
+      </w:r>
+      <w:r>
+        <w:rPr>
+          <w:rFonts w:ascii="Microsoft YaHei" w:hAnsi="Microsoft YaHei"/>
+          <w:b/>
+        </w:rPr>
+        <w:t>MySQL 8.0 数据库</w:t>
+      </w:r>
+      <w:r>
+        <w:rPr>
+          <w:rFonts w:ascii="Microsoft YaHei" w:hAnsi="Microsoft YaHei"/>
+        </w:rPr>
+        <w:t>：自动发送 SQL SELECT 探针测试，实时检测数据库连接存活状态与响应延迟 (ms)。</w:t>
+      </w:r>
+    </w:p>
+    <w:p>
+      <w:pPr>
+        <w:pStyle w:val="ListBullet"/>
+        <w:spacing w:after="60"/>
+      </w:pPr>
+      <w:r>
+        <w:rPr>
+          <w:rFonts w:ascii="Microsoft YaHei" w:hAnsi="Microsoft YaHei"/>
+        </w:rPr>
+      </w:r>
+      <w:r>
+        <w:rPr>
+          <w:rFonts w:ascii="Microsoft YaHei" w:hAnsi="Microsoft YaHei"/>
+          <w:b/>
+        </w:rPr>
+        <w:t>Redis 7.0 内存库</w:t>
+      </w:r>
+      <w:r>
+        <w:rPr>
+          <w:rFonts w:ascii="Microsoft YaHei" w:hAnsi="Microsoft YaHei"/>
+        </w:rPr>
+        <w:t>：自动发送 PING 探针测试，实时检测缓存连接与通信延迟 (ms)。</w:t>
+      </w:r>
+    </w:p>
+    <w:p>
+      <w:pPr>
+        <w:pStyle w:val="ListBullet"/>
+        <w:spacing w:after="60"/>
+      </w:pPr>
+      <w:r>
+        <w:rPr>
+          <w:rFonts w:ascii="Microsoft YaHei" w:hAnsi="Microsoft YaHei"/>
+        </w:rPr>
+      </w:r>
+      <w:r>
+        <w:rPr>
+          <w:rFonts w:ascii="Microsoft YaHei" w:hAnsi="Microsoft YaHei"/>
+          <w:b/>
+        </w:rPr>
+        <w:t>实时看板与静默轮询</w:t>
+      </w:r>
+      <w:r>
+        <w:rPr>
+          <w:rFonts w:ascii="Microsoft YaHei" w:hAnsi="Microsoft YaHei"/>
+        </w:rPr>
+        <w:t>：Dashboard 顶端提供可视化的 4 大进度条仪表盘与探针明细 Modal，每 15 秒静默轮询更新，守护服务器稳定运行。</w:t>
       </w:r>
     </w:p>
     <w:p>
